--- a/Техническое задание DentalApp.docx
+++ b/Техническое задание DentalApp.docx
@@ -4,7 +4,7 @@
   <w:body>
     <w:p>
       <w:pPr>
-        <w:pStyle w:val="aa"/>
+        <w:pStyle w:val="1"/>
         <w:rPr>
           <w:lang w:val="ru-RU"/>
         </w:rPr>
@@ -13,7 +13,13 @@
         <w:rPr>
           <w:lang w:val="ru-RU"/>
         </w:rPr>
-        <w:t xml:space="preserve">Техническое задание: </w:t>
+        <w:t>Техническое задание</w:t>
+      </w:r>
+      <w:r>
+        <w:rPr>
+          <w:lang w:val="ru-RU"/>
+        </w:rPr>
+        <w:t xml:space="preserve"> </w:t>
       </w:r>
       <w:r>
         <w:t>DentalApp</w:t>
@@ -148,6 +154,9 @@
     <w:p>
       <w:pPr>
         <w:pStyle w:val="21"/>
+        <w:rPr>
+          <w:lang w:val="ru-RU"/>
+        </w:rPr>
       </w:pPr>
       <w:r>
         <w:rPr>
@@ -159,6 +168,9 @@
     <w:p>
       <w:pPr>
         <w:contextualSpacing/>
+        <w:rPr>
+          <w:lang w:val="ru-RU"/>
+        </w:rPr>
       </w:pPr>
       <w:r>
         <w:rPr>
@@ -219,7 +231,13 @@
         <w:t xml:space="preserve">, </w:t>
       </w:r>
       <w:r>
-        <w:t>email.</w:t>
+        <w:t>email</w:t>
+      </w:r>
+      <w:r>
+        <w:rPr>
+          <w:lang w:val="ru-RU"/>
+        </w:rPr>
+        <w:t>.</w:t>
       </w:r>
     </w:p>
     <w:p>
@@ -344,6 +362,9 @@
     <w:p>
       <w:pPr>
         <w:contextualSpacing/>
+        <w:rPr>
+          <w:lang w:val="ru-RU"/>
+        </w:rPr>
       </w:pPr>
       <w:r>
         <w:rPr>
@@ -502,6 +523,12 @@
           <w:lang w:val="ru-RU"/>
         </w:rPr>
         <w:br/>
+      </w:r>
+      <w:r>
+        <w:rPr>
+          <w:lang w:val="ru-RU"/>
+        </w:rPr>
+        <w:lastRenderedPageBreak/>
         <w:t>• Время запуска приложения: &lt;2 секунд.</w:t>
       </w:r>
       <w:r>
@@ -550,7 +577,6 @@
         <w:rPr>
           <w:lang w:val="ru-RU"/>
         </w:rPr>
-        <w:lastRenderedPageBreak/>
         <w:t>•</w:t>
       </w:r>
       <w:r>
@@ -589,13 +615,7 @@
         <w:rPr>
           <w:lang w:val="ru-RU"/>
         </w:rPr>
-        <w:t xml:space="preserve">, </w:t>
-      </w:r>
-      <w:r>
-        <w:rPr>
-          <w:lang w:val="ru-RU"/>
-        </w:rPr>
-        <w:t xml:space="preserve">библиотека </w:t>
+        <w:t xml:space="preserve">, библиотека </w:t>
       </w:r>
       <w:r>
         <w:t>Glide</w:t>
@@ -638,8 +658,14 @@
     <w:p>
       <w:pPr>
         <w:pStyle w:val="1"/>
+        <w:rPr>
+          <w:lang w:val="ru-RU"/>
+        </w:rPr>
       </w:pPr>
       <w:r>
+        <w:rPr>
+          <w:lang w:val="ru-RU"/>
+        </w:rPr>
         <w:t xml:space="preserve">3. </w:t>
       </w:r>
       <w:r>
@@ -649,6 +675,9 @@
         <w:t>Технологический</w:t>
       </w:r>
       <w:r>
+        <w:rPr>
+          <w:lang w:val="ru-RU"/>
+        </w:rPr>
         <w:t xml:space="preserve"> </w:t>
       </w:r>
       <w:r>
@@ -659,40 +688,63 @@
       </w:r>
     </w:p>
     <w:p>
+      <w:pPr>
+        <w:rPr>
+          <w:lang w:val="ru-RU"/>
+        </w:rPr>
+      </w:pPr>
       <w:r>
         <w:t>Frontend</w:t>
       </w:r>
       <w:r>
+        <w:rPr>
+          <w:lang w:val="ru-RU"/>
+        </w:rPr>
         <w:t xml:space="preserve">: </w:t>
       </w:r>
       <w:r>
         <w:t>Kotlin</w:t>
       </w:r>
       <w:r>
+        <w:rPr>
+          <w:lang w:val="ru-RU"/>
+        </w:rPr>
         <w:t xml:space="preserve">, </w:t>
       </w:r>
       <w:r>
         <w:t>Android</w:t>
       </w:r>
       <w:r>
+        <w:rPr>
+          <w:lang w:val="ru-RU"/>
+        </w:rPr>
         <w:t xml:space="preserve"> </w:t>
       </w:r>
       <w:r>
         <w:t>SDK</w:t>
       </w:r>
       <w:r>
+        <w:rPr>
+          <w:lang w:val="ru-RU"/>
+        </w:rPr>
         <w:t xml:space="preserve"> (</w:t>
       </w:r>
       <w:r>
         <w:t>Views</w:t>
       </w:r>
       <w:r>
+        <w:rPr>
+          <w:lang w:val="ru-RU"/>
+        </w:rPr>
         <w:t xml:space="preserve"> </w:t>
       </w:r>
       <w:r>
         <w:t>XML</w:t>
       </w:r>
       <w:r>
+        <w:rPr>
+          <w:lang w:val="ru-RU"/>
+        </w:rPr>
         <w:t xml:space="preserve">), </w:t>
       </w:r>
       <w:proofErr w:type="spellStart"/>
@@ -701,6 +753,9 @@
       </w:r>
       <w:proofErr w:type="spellEnd"/>
       <w:r>
+        <w:rPr>
+          <w:lang w:val="ru-RU"/>
+        </w:rPr>
         <w:t xml:space="preserve">, </w:t>
       </w:r>
       <w:proofErr w:type="spellStart"/>
@@ -709,12 +764,18 @@
       </w:r>
       <w:proofErr w:type="spellEnd"/>
       <w:r>
+        <w:rPr>
+          <w:lang w:val="ru-RU"/>
+        </w:rPr>
         <w:br/>
       </w:r>
       <w:r>
         <w:t>Backend</w:t>
       </w:r>
       <w:r>
+        <w:rPr>
+          <w:lang w:val="ru-RU"/>
+        </w:rPr>
         <w:t xml:space="preserve"> / </w:t>
       </w:r>
       <w:r>
@@ -724,57 +785,87 @@
         <w:t>БД</w:t>
       </w:r>
       <w:r>
+        <w:rPr>
+          <w:lang w:val="ru-RU"/>
+        </w:rPr>
         <w:t xml:space="preserve">: </w:t>
       </w:r>
       <w:r>
         <w:t>Firebase</w:t>
       </w:r>
       <w:r>
+        <w:rPr>
+          <w:lang w:val="ru-RU"/>
+        </w:rPr>
         <w:t xml:space="preserve"> (</w:t>
       </w:r>
       <w:r>
         <w:t>Auth</w:t>
       </w:r>
       <w:r>
+        <w:rPr>
+          <w:lang w:val="ru-RU"/>
+        </w:rPr>
         <w:t xml:space="preserve">, </w:t>
       </w:r>
       <w:r>
         <w:t>Firestore</w:t>
       </w:r>
       <w:r>
+        <w:rPr>
+          <w:lang w:val="ru-RU"/>
+        </w:rPr>
         <w:t xml:space="preserve">, </w:t>
       </w:r>
       <w:r>
         <w:t>FCM</w:t>
       </w:r>
       <w:r>
+        <w:rPr>
+          <w:lang w:val="ru-RU"/>
+        </w:rPr>
         <w:t>)</w:t>
       </w:r>
       <w:r>
+        <w:rPr>
+          <w:lang w:val="ru-RU"/>
+        </w:rPr>
         <w:br/>
       </w:r>
       <w:r>
         <w:t>CI</w:t>
       </w:r>
       <w:r>
+        <w:rPr>
+          <w:lang w:val="ru-RU"/>
+        </w:rPr>
         <w:t>/</w:t>
       </w:r>
       <w:r>
         <w:t>CD</w:t>
       </w:r>
       <w:r>
+        <w:rPr>
+          <w:lang w:val="ru-RU"/>
+        </w:rPr>
         <w:t xml:space="preserve">: </w:t>
       </w:r>
       <w:r>
         <w:t>GitHub</w:t>
       </w:r>
       <w:r>
+        <w:rPr>
+          <w:lang w:val="ru-RU"/>
+        </w:rPr>
         <w:t xml:space="preserve"> </w:t>
       </w:r>
       <w:r>
         <w:t>Actions</w:t>
       </w:r>
       <w:r>
+        <w:rPr>
+          <w:lang w:val="ru-RU"/>
+        </w:rPr>
         <w:t xml:space="preserve"> (</w:t>
       </w:r>
       <w:proofErr w:type="spellStart"/>
@@ -783,18 +874,27 @@
       </w:r>
       <w:proofErr w:type="spellEnd"/>
       <w:r>
+        <w:rPr>
+          <w:lang w:val="ru-RU"/>
+        </w:rPr>
         <w:t xml:space="preserve">, </w:t>
       </w:r>
       <w:r>
         <w:t>unit</w:t>
       </w:r>
       <w:r>
+        <w:rPr>
+          <w:lang w:val="ru-RU"/>
+        </w:rPr>
         <w:t xml:space="preserve"> </w:t>
       </w:r>
       <w:r>
         <w:t>tests</w:t>
       </w:r>
       <w:r>
+        <w:rPr>
+          <w:lang w:val="ru-RU"/>
+        </w:rPr>
         <w:t xml:space="preserve">, </w:t>
       </w:r>
       <w:r>
@@ -804,15 +904,24 @@
         <w:t>сборка</w:t>
       </w:r>
       <w:r>
+        <w:rPr>
+          <w:lang w:val="ru-RU"/>
+        </w:rPr>
         <w:t xml:space="preserve"> </w:t>
       </w:r>
       <w:r>
         <w:t>APK</w:t>
       </w:r>
       <w:r>
+        <w:rPr>
+          <w:lang w:val="ru-RU"/>
+        </w:rPr>
         <w:t>)</w:t>
       </w:r>
       <w:r>
+        <w:rPr>
+          <w:lang w:val="ru-RU"/>
+        </w:rPr>
         <w:br/>
       </w:r>
       <w:r>
@@ -822,12 +931,18 @@
         <w:t>Дизайн</w:t>
       </w:r>
       <w:r>
+        <w:rPr>
+          <w:lang w:val="ru-RU"/>
+        </w:rPr>
         <w:t xml:space="preserve">: </w:t>
       </w:r>
       <w:r>
         <w:t>Figma</w:t>
       </w:r>
       <w:r>
+        <w:rPr>
+          <w:lang w:val="ru-RU"/>
+        </w:rPr>
         <w:br/>
       </w:r>
       <w:r>
@@ -837,36 +952,54 @@
         <w:t>СКВ</w:t>
       </w:r>
       <w:r>
+        <w:rPr>
+          <w:lang w:val="ru-RU"/>
+        </w:rPr>
         <w:t xml:space="preserve">: </w:t>
       </w:r>
       <w:r>
         <w:t>Git</w:t>
       </w:r>
       <w:r>
+        <w:rPr>
+          <w:lang w:val="ru-RU"/>
+        </w:rPr>
         <w:t xml:space="preserve"> (</w:t>
       </w:r>
       <w:r>
         <w:t>GitHub</w:t>
       </w:r>
       <w:r>
+        <w:rPr>
+          <w:lang w:val="ru-RU"/>
+        </w:rPr>
         <w:t xml:space="preserve">, </w:t>
       </w:r>
       <w:r>
         <w:t>feature</w:t>
       </w:r>
       <w:r>
+        <w:rPr>
+          <w:lang w:val="ru-RU"/>
+        </w:rPr>
         <w:t>-</w:t>
       </w:r>
       <w:r>
         <w:t>branch</w:t>
       </w:r>
       <w:r>
+        <w:rPr>
+          <w:lang w:val="ru-RU"/>
+        </w:rPr>
         <w:t xml:space="preserve"> </w:t>
       </w:r>
       <w:r>
         <w:t>workflow</w:t>
       </w:r>
       <w:r>
+        <w:rPr>
+          <w:lang w:val="ru-RU"/>
+        </w:rPr>
         <w:t>)</w:t>
       </w:r>
     </w:p>
@@ -2574,6 +2707,7 @@
   <w:style w:type="character" w:default="1" w:styleId="a2">
     <w:name w:val="Default Paragraph Font"/>
     <w:uiPriority w:val="1"/>
+    <w:semiHidden/>
     <w:unhideWhenUsed/>
   </w:style>
   <w:style w:type="table" w:default="1" w:styleId="a3">
